--- a/capacity-policies/docs/v1/word/Fabric Capacity Policies - Deployment guide.docx
+++ b/capacity-policies/docs/v1/word/Fabric Capacity Policies - Deployment guide.docx
@@ -3081,7 +3081,51 @@
         <w:t xml:space="preserve"> </w:t>
       </w:r>
       <w:r>
-        <w:t xml:space="preserve">document, section 6.3):</w:t>
+        <w:t xml:space="preserve">document, section 6.3). These are Dataverse</w:t>
+      </w:r>
+      <w:r>
+        <w:t xml:space="preserve"> </w:t>
+      </w:r>
+      <w:r>
+        <w:rPr>
+          <w:b/>
+          <w:bCs/>
+        </w:rPr>
+        <w:t xml:space="preserve">row</w:t>
+      </w:r>
+      <w:r>
+        <w:t xml:space="preserve"> </w:t>
+      </w:r>
+      <w:r>
+        <w:t xml:space="preserve">privileges:</w:t>
+      </w:r>
+      <w:r>
+        <w:t xml:space="preserve"> </w:t>
+      </w:r>
+      <w:r>
+        <w:rPr>
+          <w:i/>
+          <w:iCs/>
+        </w:rPr>
+        <w:t xml:space="preserve">Create</w:t>
+      </w:r>
+      <w:r>
+        <w:t xml:space="preserve"> </w:t>
+      </w:r>
+      <w:r>
+        <w:t xml:space="preserve">means inserting a new row - for</w:t>
+      </w:r>
+      <w:r>
+        <w:t xml:space="preserve"> </w:t>
+      </w:r>
+      <w:r>
+        <w:rPr>
+          <w:rStyle w:val="VerbatimChar"/>
+        </w:rPr>
+        <w:t xml:space="preserve">Logging</w:t>
+      </w:r>
+      <w:r>
+        <w:t xml:space="preserve">, writing a log entry - not creating the table. The service account never creates or changes a table.</w:t>
       </w:r>
     </w:p>
     <w:tbl>
@@ -3119,40 +3163,40 @@
               <w:pStyle w:val="Compact"/>
             </w:pPr>
             <w:r>
-              <w:t xml:space="preserve">Read</w:t>
-            </w:r>
-          </w:p>
-        </w:tc>
-        <w:tc>
-          <w:tcPr/>
-          <w:p>
-            <w:pPr>
-              <w:pStyle w:val="Compact"/>
-            </w:pPr>
-            <w:r>
-              <w:t xml:space="preserve">Create</w:t>
-            </w:r>
-          </w:p>
-        </w:tc>
-        <w:tc>
-          <w:tcPr/>
-          <w:p>
-            <w:pPr>
-              <w:pStyle w:val="Compact"/>
-            </w:pPr>
-            <w:r>
-              <w:t xml:space="preserve">Write</w:t>
-            </w:r>
-          </w:p>
-        </w:tc>
-        <w:tc>
-          <w:tcPr/>
-          <w:p>
-            <w:pPr>
-              <w:pStyle w:val="Compact"/>
-            </w:pPr>
-            <w:r>
-              <w:t xml:space="preserve">Delete</w:t>
+              <w:t xml:space="preserve">Read rows</w:t>
+            </w:r>
+          </w:p>
+        </w:tc>
+        <w:tc>
+          <w:tcPr/>
+          <w:p>
+            <w:pPr>
+              <w:pStyle w:val="Compact"/>
+            </w:pPr>
+            <w:r>
+              <w:t xml:space="preserve">Create rows</w:t>
+            </w:r>
+          </w:p>
+        </w:tc>
+        <w:tc>
+          <w:tcPr/>
+          <w:p>
+            <w:pPr>
+              <w:pStyle w:val="Compact"/>
+            </w:pPr>
+            <w:r>
+              <w:t xml:space="preserve">Write (update) rows</w:t>
+            </w:r>
+          </w:p>
+        </w:tc>
+        <w:tc>
+          <w:tcPr/>
+          <w:p>
+            <w:pPr>
+              <w:pStyle w:val="Compact"/>
+            </w:pPr>
+            <w:r>
+              <w:t xml:space="preserve">Delete rows</w:t>
             </w:r>
           </w:p>
         </w:tc>
